--- a/MeetingMinutes.docx
+++ b/MeetingMinutes.docx
@@ -326,6 +326,13 @@
                 <w:u w:val="single"/>
               </w:rPr>
             </w:pPr>
+            <w:r>
+              <w:rPr>
+                <w:color w:val="000000"/>
+                <w:u w:val="single"/>
+              </w:rPr>
+              <w:t>03/01/2026</w:t>
+            </w:r>
           </w:p>
         </w:tc>
         <w:tc>
@@ -346,6 +353,12 @@
                 <w:color w:val="000000"/>
               </w:rPr>
             </w:pPr>
+            <w:r>
+              <w:rPr>
+                <w:color w:val="000000"/>
+              </w:rPr>
+              <w:t>1.1</w:t>
+            </w:r>
           </w:p>
         </w:tc>
         <w:tc>
@@ -2302,15 +2315,7 @@
     </w:p>
     <w:p>
       <w:r>
-        <w:t>The team and I discussed our plans on general requirements based on the lecture slides. We came up with some general requirements</w:t>
-      </w:r>
-      <w:proofErr w:type="gramStart"/>
-      <w:r>
-        <w:t>, did</w:t>
-      </w:r>
-      <w:proofErr w:type="gramEnd"/>
-      <w:r>
-        <w:t xml:space="preserve"> a few dry runs on our finished presentation, with not too many expectations set for the next meeting at the Project Init Stage.</w:t>
+        <w:t>The team and I discussed our plans on general requirements based on the lecture slides. We came up with some general requirements, did a few dry runs on our finished presentation, with not too many expectations set for the next meeting at the Project Init Stage.</w:t>
       </w:r>
     </w:p>
     <w:p>
@@ -2438,15 +2443,7 @@
     </w:p>
     <w:p>
       <w:r>
-        <w:t xml:space="preserve">In this meeting, which was isolated to Victor and </w:t>
-      </w:r>
-      <w:proofErr w:type="gramStart"/>
-      <w:r>
-        <w:t>I</w:t>
-      </w:r>
-      <w:proofErr w:type="gramEnd"/>
-      <w:r>
-        <w:t xml:space="preserve">, we met about our </w:t>
+        <w:t xml:space="preserve">In this meeting, which was isolated to Victor and I, we met about our </w:t>
       </w:r>
       <w:r>
         <w:t>plans to divide the work. After the lecture meeting on the 19</w:t>
@@ -2657,9 +2654,105 @@
     </w:p>
     <w:p>
       <w:r>
-        <w:t xml:space="preserve">Rough Project Schedule, Gnatt Chart, Meeting Minutes. Me. </w:t>
-      </w:r>
-    </w:p>
+        <w:t xml:space="preserve">Rough Project Schedule, Gnatt Chart, Meeting Minutes. </w:t>
+      </w:r>
+      <w:r>
+        <w:t>Darien</w:t>
+      </w:r>
+      <w:r>
+        <w:t>.</w:t>
+      </w:r>
+    </w:p>
+    <w:p>
+      <w:pPr>
+        <w:pStyle w:val="Heading1"/>
+      </w:pPr>
+    </w:p>
+    <w:p>
+      <w:pPr>
+        <w:pStyle w:val="Heading1"/>
+        <w:jc w:val="center"/>
+      </w:pPr>
+      <w:r>
+        <w:t>March 1</w:t>
+      </w:r>
+      <w:r>
+        <w:rPr>
+          <w:vertAlign w:val="superscript"/>
+        </w:rPr>
+        <w:t>st</w:t>
+      </w:r>
+      <w:r>
+        <w:t>, 2026</w:t>
+      </w:r>
+    </w:p>
+    <w:p>
+      <w:pPr>
+        <w:pStyle w:val="Subtitle"/>
+      </w:pPr>
+      <w:r>
+        <w:t>Attendance</w:t>
+      </w:r>
+    </w:p>
+    <w:p>
+      <w:r>
+        <w:t xml:space="preserve">Darien, Victor, Ola, </w:t>
+      </w:r>
+      <w:proofErr w:type="spellStart"/>
+      <w:r>
+        <w:t>Clarize</w:t>
+      </w:r>
+      <w:proofErr w:type="spellEnd"/>
+    </w:p>
+    <w:p>
+      <w:pPr>
+        <w:pStyle w:val="Subtitle"/>
+      </w:pPr>
+      <w:r>
+        <w:t>Abstract</w:t>
+      </w:r>
+    </w:p>
+    <w:p>
+      <w:r>
+        <w:t xml:space="preserve">The team starts working on their assigned tasks from yesterday’s meeting, while I contribute to making the first 6 requirements on the slides. </w:t>
+      </w:r>
+      <w:r>
+        <w:t xml:space="preserve">Our team then put together the final version of the SRS document for the requirements phase, before finalizing the top ten requirements for our presentation. </w:t>
+      </w:r>
+      <w:r>
+        <w:t>Finally, we did some dry runs</w:t>
+      </w:r>
+      <w:r>
+        <w:t xml:space="preserve"> of our presentation</w:t>
+      </w:r>
+      <w:r>
+        <w:t xml:space="preserve">, having no further tasks until after the presentation on Thursday. </w:t>
+      </w:r>
+    </w:p>
+    <w:p>
+      <w:pPr>
+        <w:pStyle w:val="Subtitle"/>
+      </w:pPr>
+      <w:r>
+        <w:t>By Next Meeting</w:t>
+      </w:r>
+    </w:p>
+    <w:p>
+      <w:r>
+        <w:lastRenderedPageBreak/>
+        <w:t>No tasks</w:t>
+      </w:r>
+      <w:r>
+        <w:t xml:space="preserve"> or meeting</w:t>
+      </w:r>
+      <w:r>
+        <w:t xml:space="preserve"> scheduled other than to practice</w:t>
+      </w:r>
+      <w:r>
+        <w:t xml:space="preserve"> for the presentation and get prepared for designing the UML diagrams. </w:t>
+      </w:r>
+    </w:p>
+    <w:p/>
     <w:p/>
     <w:sectPr>
       <w:pgSz w:w="12240" w:h="15840"/>

--- a/MeetingMinutes.docx
+++ b/MeetingMinutes.docx
@@ -379,6 +379,25 @@
                 <w:color w:val="000000"/>
               </w:rPr>
             </w:pPr>
+            <w:r>
+              <w:rPr>
+                <w:color w:val="000000"/>
+              </w:rPr>
+              <w:t>March 1</w:t>
+            </w:r>
+            <w:r>
+              <w:rPr>
+                <w:color w:val="000000"/>
+                <w:vertAlign w:val="superscript"/>
+              </w:rPr>
+              <w:t>st</w:t>
+            </w:r>
+            <w:r>
+              <w:rPr>
+                <w:color w:val="000000"/>
+              </w:rPr>
+              <w:t xml:space="preserve"> Meeting</w:t>
+            </w:r>
           </w:p>
         </w:tc>
         <w:tc>
@@ -400,6 +419,12 @@
                 <w:color w:val="000000"/>
               </w:rPr>
             </w:pPr>
+            <w:r>
+              <w:rPr>
+                <w:color w:val="000000"/>
+              </w:rPr>
+              <w:t>Darien D. Chau</w:t>
+            </w:r>
           </w:p>
         </w:tc>
       </w:tr>
@@ -423,6 +448,13 @@
                 <w:u w:val="single"/>
               </w:rPr>
             </w:pPr>
+            <w:r>
+              <w:rPr>
+                <w:color w:val="000000"/>
+                <w:u w:val="single"/>
+              </w:rPr>
+              <w:t>03/04/2026</w:t>
+            </w:r>
           </w:p>
         </w:tc>
         <w:tc>
@@ -443,6 +475,12 @@
                 <w:color w:val="000000"/>
               </w:rPr>
             </w:pPr>
+            <w:r>
+              <w:rPr>
+                <w:color w:val="000000"/>
+              </w:rPr>
+              <w:t>1.2</w:t>
+            </w:r>
           </w:p>
         </w:tc>
         <w:tc>
@@ -463,6 +501,25 @@
                 <w:color w:val="000000"/>
               </w:rPr>
             </w:pPr>
+            <w:r>
+              <w:rPr>
+                <w:color w:val="000000"/>
+              </w:rPr>
+              <w:t>March 4</w:t>
+            </w:r>
+            <w:r>
+              <w:rPr>
+                <w:color w:val="000000"/>
+                <w:vertAlign w:val="superscript"/>
+              </w:rPr>
+              <w:t>th</w:t>
+            </w:r>
+            <w:r>
+              <w:rPr>
+                <w:color w:val="000000"/>
+              </w:rPr>
+              <w:t xml:space="preserve"> Meeting</w:t>
+            </w:r>
           </w:p>
         </w:tc>
         <w:tc>
@@ -484,6 +541,12 @@
                 <w:color w:val="000000"/>
               </w:rPr>
             </w:pPr>
+            <w:r>
+              <w:rPr>
+                <w:color w:val="000000"/>
+              </w:rPr>
+              <w:t>Darien D. Chau</w:t>
+            </w:r>
           </w:p>
         </w:tc>
       </w:tr>
@@ -507,6 +570,13 @@
                 <w:u w:val="single"/>
               </w:rPr>
             </w:pPr>
+            <w:r>
+              <w:rPr>
+                <w:color w:val="000000"/>
+                <w:u w:val="single"/>
+              </w:rPr>
+              <w:t>03/07/2026</w:t>
+            </w:r>
           </w:p>
         </w:tc>
         <w:tc>
@@ -527,6 +597,12 @@
                 <w:color w:val="000000"/>
               </w:rPr>
             </w:pPr>
+            <w:r>
+              <w:rPr>
+                <w:color w:val="000000"/>
+              </w:rPr>
+              <w:t>1.3</w:t>
+            </w:r>
           </w:p>
         </w:tc>
         <w:tc>
@@ -547,6 +623,25 @@
                 <w:color w:val="000000"/>
               </w:rPr>
             </w:pPr>
+            <w:r>
+              <w:rPr>
+                <w:color w:val="000000"/>
+              </w:rPr>
+              <w:t>March 7</w:t>
+            </w:r>
+            <w:r>
+              <w:rPr>
+                <w:color w:val="000000"/>
+                <w:vertAlign w:val="superscript"/>
+              </w:rPr>
+              <w:t>th</w:t>
+            </w:r>
+            <w:r>
+              <w:rPr>
+                <w:color w:val="000000"/>
+              </w:rPr>
+              <w:t xml:space="preserve"> Meeting</w:t>
+            </w:r>
           </w:p>
         </w:tc>
         <w:tc>
@@ -568,6 +663,12 @@
                 <w:color w:val="000000"/>
               </w:rPr>
             </w:pPr>
+            <w:r>
+              <w:rPr>
+                <w:color w:val="000000"/>
+              </w:rPr>
+              <w:t>Darien D. Chau</w:t>
+            </w:r>
           </w:p>
         </w:tc>
       </w:tr>
@@ -591,6 +692,13 @@
                 <w:u w:val="single"/>
               </w:rPr>
             </w:pPr>
+            <w:r>
+              <w:rPr>
+                <w:color w:val="000000"/>
+                <w:u w:val="single"/>
+              </w:rPr>
+              <w:t>03/13/2026</w:t>
+            </w:r>
           </w:p>
         </w:tc>
         <w:tc>
@@ -611,6 +719,12 @@
                 <w:color w:val="000000"/>
               </w:rPr>
             </w:pPr>
+            <w:r>
+              <w:rPr>
+                <w:color w:val="000000"/>
+              </w:rPr>
+              <w:t>1.4</w:t>
+            </w:r>
           </w:p>
         </w:tc>
         <w:tc>
@@ -630,6 +744,37 @@
                 <w:color w:val="000000"/>
               </w:rPr>
             </w:pPr>
+            <w:r>
+              <w:rPr>
+                <w:color w:val="000000"/>
+              </w:rPr>
+              <w:t>Ma</w:t>
+            </w:r>
+            <w:r>
+              <w:rPr>
+                <w:color w:val="000000"/>
+              </w:rPr>
+              <w:t>r</w:t>
+            </w:r>
+            <w:r>
+              <w:rPr>
+                <w:color w:val="000000"/>
+              </w:rPr>
+              <w:t>ch 13</w:t>
+            </w:r>
+            <w:r>
+              <w:rPr>
+                <w:color w:val="000000"/>
+                <w:vertAlign w:val="superscript"/>
+              </w:rPr>
+              <w:t>th</w:t>
+            </w:r>
+            <w:r>
+              <w:rPr>
+                <w:color w:val="000000"/>
+              </w:rPr>
+              <w:t xml:space="preserve"> Meeting</w:t>
+            </w:r>
           </w:p>
         </w:tc>
         <w:tc>
@@ -651,6 +796,12 @@
                 <w:color w:val="000000"/>
               </w:rPr>
             </w:pPr>
+            <w:r>
+              <w:rPr>
+                <w:color w:val="000000"/>
+              </w:rPr>
+              <w:t>Darien D. Chau</w:t>
+            </w:r>
           </w:p>
         </w:tc>
       </w:tr>
@@ -674,6 +825,13 @@
                 <w:u w:val="single"/>
               </w:rPr>
             </w:pPr>
+            <w:r>
+              <w:rPr>
+                <w:color w:val="000000"/>
+                <w:u w:val="single"/>
+              </w:rPr>
+              <w:t>03/20/2026</w:t>
+            </w:r>
           </w:p>
         </w:tc>
         <w:tc>
@@ -694,6 +852,12 @@
                 <w:color w:val="000000"/>
               </w:rPr>
             </w:pPr>
+            <w:r>
+              <w:rPr>
+                <w:color w:val="000000"/>
+              </w:rPr>
+              <w:t>1.5</w:t>
+            </w:r>
           </w:p>
         </w:tc>
         <w:tc>
@@ -714,6 +878,25 @@
                 <w:color w:val="000000"/>
               </w:rPr>
             </w:pPr>
+            <w:r>
+              <w:rPr>
+                <w:color w:val="000000"/>
+              </w:rPr>
+              <w:t>March 20</w:t>
+            </w:r>
+            <w:r>
+              <w:rPr>
+                <w:color w:val="000000"/>
+                <w:vertAlign w:val="superscript"/>
+              </w:rPr>
+              <w:t>th</w:t>
+            </w:r>
+            <w:r>
+              <w:rPr>
+                <w:color w:val="000000"/>
+              </w:rPr>
+              <w:t xml:space="preserve"> Meeting</w:t>
+            </w:r>
           </w:p>
         </w:tc>
         <w:tc>
@@ -735,6 +918,12 @@
                 <w:color w:val="000000"/>
               </w:rPr>
             </w:pPr>
+            <w:r>
+              <w:rPr>
+                <w:color w:val="000000"/>
+              </w:rPr>
+              <w:t>Darien D. Chau</w:t>
+            </w:r>
           </w:p>
         </w:tc>
       </w:tr>
@@ -758,6 +947,13 @@
                 <w:u w:val="single"/>
               </w:rPr>
             </w:pPr>
+            <w:r>
+              <w:rPr>
+                <w:color w:val="000000"/>
+                <w:u w:val="single"/>
+              </w:rPr>
+              <w:t>03/24/2026</w:t>
+            </w:r>
           </w:p>
         </w:tc>
         <w:tc>
@@ -778,6 +974,12 @@
                 <w:color w:val="000000"/>
               </w:rPr>
             </w:pPr>
+            <w:r>
+              <w:rPr>
+                <w:color w:val="000000"/>
+              </w:rPr>
+              <w:t>1.51</w:t>
+            </w:r>
           </w:p>
         </w:tc>
         <w:tc>
@@ -798,6 +1000,25 @@
                 <w:color w:val="000000"/>
               </w:rPr>
             </w:pPr>
+            <w:r>
+              <w:rPr>
+                <w:color w:val="000000"/>
+              </w:rPr>
+              <w:t>Revision – March 20</w:t>
+            </w:r>
+            <w:r>
+              <w:rPr>
+                <w:color w:val="000000"/>
+                <w:vertAlign w:val="superscript"/>
+              </w:rPr>
+              <w:t>th</w:t>
+            </w:r>
+            <w:r>
+              <w:rPr>
+                <w:color w:val="000000"/>
+              </w:rPr>
+              <w:t xml:space="preserve"> Meeting</w:t>
+            </w:r>
           </w:p>
         </w:tc>
         <w:tc>
@@ -819,6 +1040,12 @@
                 <w:color w:val="000000"/>
               </w:rPr>
             </w:pPr>
+            <w:r>
+              <w:rPr>
+                <w:color w:val="000000"/>
+              </w:rPr>
+              <w:t>Darien D. Chau</w:t>
+            </w:r>
           </w:p>
         </w:tc>
       </w:tr>
@@ -842,6 +1069,13 @@
                 <w:u w:val="single"/>
               </w:rPr>
             </w:pPr>
+            <w:r>
+              <w:rPr>
+                <w:color w:val="000000"/>
+                <w:u w:val="single"/>
+              </w:rPr>
+              <w:t>03/27/2026</w:t>
+            </w:r>
           </w:p>
         </w:tc>
         <w:tc>
@@ -862,6 +1096,12 @@
                 <w:color w:val="000000"/>
               </w:rPr>
             </w:pPr>
+            <w:r>
+              <w:rPr>
+                <w:color w:val="000000"/>
+              </w:rPr>
+              <w:t>1.6</w:t>
+            </w:r>
           </w:p>
         </w:tc>
         <w:tc>
@@ -882,6 +1122,25 @@
                 <w:color w:val="000000"/>
               </w:rPr>
             </w:pPr>
+            <w:r>
+              <w:rPr>
+                <w:color w:val="000000"/>
+              </w:rPr>
+              <w:t>March 27</w:t>
+            </w:r>
+            <w:r>
+              <w:rPr>
+                <w:color w:val="000000"/>
+                <w:vertAlign w:val="superscript"/>
+              </w:rPr>
+              <w:t>th</w:t>
+            </w:r>
+            <w:r>
+              <w:rPr>
+                <w:color w:val="000000"/>
+              </w:rPr>
+              <w:t xml:space="preserve"> Meeting</w:t>
+            </w:r>
           </w:p>
         </w:tc>
         <w:tc>
@@ -903,6 +1162,12 @@
                 <w:color w:val="000000"/>
               </w:rPr>
             </w:pPr>
+            <w:r>
+              <w:rPr>
+                <w:color w:val="000000"/>
+              </w:rPr>
+              <w:t>Darien D. Chau</w:t>
+            </w:r>
           </w:p>
         </w:tc>
       </w:tr>
@@ -1919,7 +2184,7 @@
           <w:r>
             <w:fldChar w:fldCharType="separate"/>
           </w:r>
-          <w:hyperlink w:anchor="_Toc223171585" w:history="1">
+          <w:hyperlink w:anchor="_Toc225232349" w:history="1">
             <w:r>
               <w:rPr>
                 <w:rStyle w:val="Hyperlink"/>
@@ -1958,7 +2223,7 @@
               <w:rPr>
                 <w:noProof/>
               </w:rPr>
-              <w:instrText xml:space="preserve"> PAGEREF _Toc223171585 \h </w:instrText>
+              <w:instrText xml:space="preserve"> PAGEREF _Toc225232349 \h </w:instrText>
             </w:r>
             <w:r>
               <w:rPr>
@@ -2000,7 +2265,7 @@
               <w14:ligatures w14:val="standardContextual"/>
             </w:rPr>
           </w:pPr>
-          <w:hyperlink w:anchor="_Toc223171586" w:history="1">
+          <w:hyperlink w:anchor="_Toc225232350" w:history="1">
             <w:r>
               <w:rPr>
                 <w:rStyle w:val="Hyperlink"/>
@@ -2039,7 +2304,7 @@
               <w:rPr>
                 <w:noProof/>
               </w:rPr>
-              <w:instrText xml:space="preserve"> PAGEREF _Toc223171586 \h </w:instrText>
+              <w:instrText xml:space="preserve"> PAGEREF _Toc225232350 \h </w:instrText>
             </w:r>
             <w:r>
               <w:rPr>
@@ -2056,7 +2321,7 @@
               <w:rPr>
                 <w:noProof/>
               </w:rPr>
-              <w:t>6</w:t>
+              <w:t>4</w:t>
             </w:r>
             <w:r>
               <w:rPr>
@@ -2081,7 +2346,7 @@
               <w14:ligatures w14:val="standardContextual"/>
             </w:rPr>
           </w:pPr>
-          <w:hyperlink w:anchor="_Toc223171587" w:history="1">
+          <w:hyperlink w:anchor="_Toc225232351" w:history="1">
             <w:r>
               <w:rPr>
                 <w:rStyle w:val="Hyperlink"/>
@@ -2120,7 +2385,7 @@
               <w:rPr>
                 <w:noProof/>
               </w:rPr>
-              <w:instrText xml:space="preserve"> PAGEREF _Toc223171587 \h </w:instrText>
+              <w:instrText xml:space="preserve"> PAGEREF _Toc225232351 \h </w:instrText>
             </w:r>
             <w:r>
               <w:rPr>
@@ -2137,7 +2402,7 @@
               <w:rPr>
                 <w:noProof/>
               </w:rPr>
-              <w:t>10</w:t>
+              <w:t>5</w:t>
             </w:r>
             <w:r>
               <w:rPr>
@@ -2162,7 +2427,7 @@
               <w14:ligatures w14:val="standardContextual"/>
             </w:rPr>
           </w:pPr>
-          <w:hyperlink w:anchor="_Toc223171588" w:history="1">
+          <w:hyperlink w:anchor="_Toc225232352" w:history="1">
             <w:r>
               <w:rPr>
                 <w:rStyle w:val="Hyperlink"/>
@@ -2201,7 +2466,7 @@
               <w:rPr>
                 <w:noProof/>
               </w:rPr>
-              <w:instrText xml:space="preserve"> PAGEREF _Toc223171588 \h </w:instrText>
+              <w:instrText xml:space="preserve"> PAGEREF _Toc225232352 \h </w:instrText>
             </w:r>
             <w:r>
               <w:rPr>
@@ -2218,7 +2483,384 @@
               <w:rPr>
                 <w:noProof/>
               </w:rPr>
-              <w:t>12</w:t>
+              <w:t>5</w:t>
+            </w:r>
+            <w:r>
+              <w:rPr>
+                <w:noProof/>
+              </w:rPr>
+              <w:fldChar w:fldCharType="end"/>
+            </w:r>
+          </w:hyperlink>
+        </w:p>
+        <w:p>
+          <w:pPr>
+            <w:pStyle w:val="TOC1"/>
+            <w:rPr>
+              <w:rFonts w:asciiTheme="minorHAnsi" w:eastAsiaTheme="minorEastAsia" w:hAnsiTheme="minorHAnsi" w:cstheme="minorBidi"/>
+              <w:b w:val="0"/>
+              <w:caps w:val="0"/>
+              <w:noProof/>
+              <w:kern w:val="2"/>
+              <w:sz w:val="24"/>
+              <w:szCs w:val="24"/>
+              <w:lang w:eastAsia="en-US"/>
+              <w14:ligatures w14:val="standardContextual"/>
+            </w:rPr>
+          </w:pPr>
+          <w:hyperlink w:anchor="_Toc225232353" w:history="1">
+            <w:r>
+              <w:rPr>
+                <w:rStyle w:val="Hyperlink"/>
+                <w:noProof/>
+              </w:rPr>
+              <w:t>March 1</w:t>
+            </w:r>
+            <w:r>
+              <w:rPr>
+                <w:rStyle w:val="Hyperlink"/>
+                <w:noProof/>
+                <w:vertAlign w:val="superscript"/>
+              </w:rPr>
+              <w:t>st</w:t>
+            </w:r>
+            <w:r>
+              <w:rPr>
+                <w:rStyle w:val="Hyperlink"/>
+                <w:noProof/>
+              </w:rPr>
+              <w:t>, 2026</w:t>
+            </w:r>
+            <w:r>
+              <w:rPr>
+                <w:noProof/>
+              </w:rPr>
+              <w:tab/>
+            </w:r>
+            <w:r>
+              <w:rPr>
+                <w:noProof/>
+              </w:rPr>
+              <w:fldChar w:fldCharType="begin"/>
+            </w:r>
+            <w:r>
+              <w:rPr>
+                <w:noProof/>
+              </w:rPr>
+              <w:instrText xml:space="preserve"> PAGEREF _Toc225232353 \h </w:instrText>
+            </w:r>
+            <w:r>
+              <w:rPr>
+                <w:noProof/>
+              </w:rPr>
+            </w:r>
+            <w:r>
+              <w:rPr>
+                <w:noProof/>
+              </w:rPr>
+              <w:fldChar w:fldCharType="separate"/>
+            </w:r>
+            <w:r>
+              <w:rPr>
+                <w:noProof/>
+              </w:rPr>
+              <w:t>6</w:t>
+            </w:r>
+            <w:r>
+              <w:rPr>
+                <w:noProof/>
+              </w:rPr>
+              <w:fldChar w:fldCharType="end"/>
+            </w:r>
+          </w:hyperlink>
+        </w:p>
+        <w:p>
+          <w:pPr>
+            <w:pStyle w:val="TOC1"/>
+            <w:rPr>
+              <w:rFonts w:asciiTheme="minorHAnsi" w:eastAsiaTheme="minorEastAsia" w:hAnsiTheme="minorHAnsi" w:cstheme="minorBidi"/>
+              <w:b w:val="0"/>
+              <w:caps w:val="0"/>
+              <w:noProof/>
+              <w:kern w:val="2"/>
+              <w:sz w:val="24"/>
+              <w:szCs w:val="24"/>
+              <w:lang w:eastAsia="en-US"/>
+              <w14:ligatures w14:val="standardContextual"/>
+            </w:rPr>
+          </w:pPr>
+          <w:hyperlink w:anchor="_Toc225232354" w:history="1">
+            <w:r>
+              <w:rPr>
+                <w:rStyle w:val="Hyperlink"/>
+                <w:noProof/>
+              </w:rPr>
+              <w:t>March 4</w:t>
+            </w:r>
+            <w:r>
+              <w:rPr>
+                <w:rStyle w:val="Hyperlink"/>
+                <w:noProof/>
+                <w:vertAlign w:val="superscript"/>
+              </w:rPr>
+              <w:t>th</w:t>
+            </w:r>
+            <w:r>
+              <w:rPr>
+                <w:noProof/>
+              </w:rPr>
+              <w:tab/>
+            </w:r>
+            <w:r>
+              <w:rPr>
+                <w:noProof/>
+              </w:rPr>
+              <w:fldChar w:fldCharType="begin"/>
+            </w:r>
+            <w:r>
+              <w:rPr>
+                <w:noProof/>
+              </w:rPr>
+              <w:instrText xml:space="preserve"> PAGEREF _Toc225232354 \h </w:instrText>
+            </w:r>
+            <w:r>
+              <w:rPr>
+                <w:noProof/>
+              </w:rPr>
+            </w:r>
+            <w:r>
+              <w:rPr>
+                <w:noProof/>
+              </w:rPr>
+              <w:fldChar w:fldCharType="separate"/>
+            </w:r>
+            <w:r>
+              <w:rPr>
+                <w:noProof/>
+              </w:rPr>
+              <w:t>7</w:t>
+            </w:r>
+            <w:r>
+              <w:rPr>
+                <w:noProof/>
+              </w:rPr>
+              <w:fldChar w:fldCharType="end"/>
+            </w:r>
+          </w:hyperlink>
+        </w:p>
+        <w:p>
+          <w:pPr>
+            <w:pStyle w:val="TOC1"/>
+            <w:rPr>
+              <w:rFonts w:asciiTheme="minorHAnsi" w:eastAsiaTheme="minorEastAsia" w:hAnsiTheme="minorHAnsi" w:cstheme="minorBidi"/>
+              <w:b w:val="0"/>
+              <w:caps w:val="0"/>
+              <w:noProof/>
+              <w:kern w:val="2"/>
+              <w:sz w:val="24"/>
+              <w:szCs w:val="24"/>
+              <w:lang w:eastAsia="en-US"/>
+              <w14:ligatures w14:val="standardContextual"/>
+            </w:rPr>
+          </w:pPr>
+          <w:hyperlink w:anchor="_Toc225232355" w:history="1">
+            <w:r>
+              <w:rPr>
+                <w:rStyle w:val="Hyperlink"/>
+                <w:noProof/>
+              </w:rPr>
+              <w:t>March 7</w:t>
+            </w:r>
+            <w:r>
+              <w:rPr>
+                <w:rStyle w:val="Hyperlink"/>
+                <w:noProof/>
+                <w:vertAlign w:val="superscript"/>
+              </w:rPr>
+              <w:t>th</w:t>
+            </w:r>
+            <w:r>
+              <w:rPr>
+                <w:noProof/>
+              </w:rPr>
+              <w:tab/>
+            </w:r>
+            <w:r>
+              <w:rPr>
+                <w:noProof/>
+              </w:rPr>
+              <w:fldChar w:fldCharType="begin"/>
+            </w:r>
+            <w:r>
+              <w:rPr>
+                <w:noProof/>
+              </w:rPr>
+              <w:instrText xml:space="preserve"> PAGEREF _Toc225232355 \h </w:instrText>
+            </w:r>
+            <w:r>
+              <w:rPr>
+                <w:noProof/>
+              </w:rPr>
+            </w:r>
+            <w:r>
+              <w:rPr>
+                <w:noProof/>
+              </w:rPr>
+              <w:fldChar w:fldCharType="separate"/>
+            </w:r>
+            <w:r>
+              <w:rPr>
+                <w:noProof/>
+              </w:rPr>
+              <w:t>8</w:t>
+            </w:r>
+            <w:r>
+              <w:rPr>
+                <w:noProof/>
+              </w:rPr>
+              <w:fldChar w:fldCharType="end"/>
+            </w:r>
+          </w:hyperlink>
+        </w:p>
+        <w:p>
+          <w:pPr>
+            <w:pStyle w:val="TOC1"/>
+            <w:rPr>
+              <w:rFonts w:asciiTheme="minorHAnsi" w:eastAsiaTheme="minorEastAsia" w:hAnsiTheme="minorHAnsi" w:cstheme="minorBidi"/>
+              <w:b w:val="0"/>
+              <w:caps w:val="0"/>
+              <w:noProof/>
+              <w:kern w:val="2"/>
+              <w:sz w:val="24"/>
+              <w:szCs w:val="24"/>
+              <w:lang w:eastAsia="en-US"/>
+              <w14:ligatures w14:val="standardContextual"/>
+            </w:rPr>
+          </w:pPr>
+          <w:hyperlink w:anchor="_Toc225232356" w:history="1">
+            <w:r>
+              <w:rPr>
+                <w:rStyle w:val="Hyperlink"/>
+                <w:noProof/>
+              </w:rPr>
+              <w:t>March 13</w:t>
+            </w:r>
+            <w:r>
+              <w:rPr>
+                <w:rStyle w:val="Hyperlink"/>
+                <w:noProof/>
+                <w:vertAlign w:val="superscript"/>
+              </w:rPr>
+              <w:t>th</w:t>
+            </w:r>
+            <w:r>
+              <w:rPr>
+                <w:noProof/>
+              </w:rPr>
+              <w:tab/>
+            </w:r>
+            <w:r>
+              <w:rPr>
+                <w:noProof/>
+              </w:rPr>
+              <w:fldChar w:fldCharType="begin"/>
+            </w:r>
+            <w:r>
+              <w:rPr>
+                <w:noProof/>
+              </w:rPr>
+              <w:instrText xml:space="preserve"> PAGEREF _Toc225232356 \h </w:instrText>
+            </w:r>
+            <w:r>
+              <w:rPr>
+                <w:noProof/>
+              </w:rPr>
+            </w:r>
+            <w:r>
+              <w:rPr>
+                <w:noProof/>
+              </w:rPr>
+              <w:fldChar w:fldCharType="separate"/>
+            </w:r>
+            <w:r>
+              <w:rPr>
+                <w:noProof/>
+              </w:rPr>
+              <w:t>8</w:t>
+            </w:r>
+            <w:r>
+              <w:rPr>
+                <w:noProof/>
+              </w:rPr>
+              <w:fldChar w:fldCharType="end"/>
+            </w:r>
+          </w:hyperlink>
+        </w:p>
+        <w:p>
+          <w:pPr>
+            <w:pStyle w:val="TOC1"/>
+            <w:rPr>
+              <w:rFonts w:asciiTheme="minorHAnsi" w:eastAsiaTheme="minorEastAsia" w:hAnsiTheme="minorHAnsi" w:cstheme="minorBidi"/>
+              <w:b w:val="0"/>
+              <w:caps w:val="0"/>
+              <w:noProof/>
+              <w:kern w:val="2"/>
+              <w:sz w:val="24"/>
+              <w:szCs w:val="24"/>
+              <w:lang w:eastAsia="en-US"/>
+              <w14:ligatures w14:val="standardContextual"/>
+            </w:rPr>
+          </w:pPr>
+          <w:hyperlink w:anchor="_Toc225232357" w:history="1">
+            <w:r>
+              <w:rPr>
+                <w:rStyle w:val="Hyperlink"/>
+                <w:noProof/>
+              </w:rPr>
+              <w:t>March 20</w:t>
+            </w:r>
+            <w:r>
+              <w:rPr>
+                <w:rStyle w:val="Hyperlink"/>
+                <w:noProof/>
+                <w:vertAlign w:val="superscript"/>
+              </w:rPr>
+              <w:t>th</w:t>
+            </w:r>
+            <w:r>
+              <w:rPr>
+                <w:noProof/>
+              </w:rPr>
+              <w:tab/>
+            </w:r>
+            <w:r>
+              <w:rPr>
+                <w:noProof/>
+              </w:rPr>
+              <w:fldChar w:fldCharType="begin"/>
+            </w:r>
+            <w:r>
+              <w:rPr>
+                <w:noProof/>
+              </w:rPr>
+              <w:instrText xml:space="preserve"> PAGEREF _Toc225232357 \h </w:instrText>
+            </w:r>
+            <w:r>
+              <w:rPr>
+                <w:noProof/>
+              </w:rPr>
+            </w:r>
+            <w:r>
+              <w:rPr>
+                <w:noProof/>
+              </w:rPr>
+              <w:fldChar w:fldCharType="separate"/>
+            </w:r>
+            <w:r>
+              <w:rPr>
+                <w:noProof/>
+              </w:rPr>
+              <w:t>9</w:t>
             </w:r>
             <w:r>
               <w:rPr>
@@ -2266,7 +2908,7 @@
         <w:pStyle w:val="Heading1"/>
         <w:jc w:val="center"/>
       </w:pPr>
-      <w:bookmarkStart w:id="0" w:name="_Toc223171585"/>
+      <w:bookmarkStart w:id="0" w:name="_Toc225232349"/>
       <w:r>
         <w:t xml:space="preserve">February </w:t>
       </w:r>
@@ -2315,7 +2957,15 @@
     </w:p>
     <w:p>
       <w:r>
-        <w:t>The team and I discussed our plans on general requirements based on the lecture slides. We came up with some general requirements, did a few dry runs on our finished presentation, with not too many expectations set for the next meeting at the Project Init Stage.</w:t>
+        <w:t>The team and I discussed our plans on general requirements based on the lecture slides. We came up with some general requirements</w:t>
+      </w:r>
+      <w:proofErr w:type="gramStart"/>
+      <w:r>
+        <w:t>, did</w:t>
+      </w:r>
+      <w:proofErr w:type="gramEnd"/>
+      <w:r>
+        <w:t xml:space="preserve"> a few dry runs on our finished presentation, with not too many expectations set for the next meeting at the Project Init Stage.</w:t>
       </w:r>
     </w:p>
     <w:p>
@@ -2323,7 +2973,7 @@
         <w:pStyle w:val="Heading1"/>
         <w:jc w:val="center"/>
       </w:pPr>
-      <w:bookmarkStart w:id="1" w:name="_Toc223171586"/>
+      <w:bookmarkStart w:id="1" w:name="_Toc225232350"/>
       <w:r>
         <w:t>February 11</w:t>
       </w:r>
@@ -2348,7 +2998,13 @@
     </w:p>
     <w:p>
       <w:r>
-        <w:t xml:space="preserve">Darien, </w:t>
+        <w:t>Darien</w:t>
+      </w:r>
+      <w:r>
+        <w:t xml:space="preserve"> (Alarm Issues, 30 minutes late) </w:t>
+      </w:r>
+      <w:r>
+        <w:t xml:space="preserve">, </w:t>
       </w:r>
       <w:proofErr w:type="spellStart"/>
       <w:r>
@@ -2404,7 +3060,7 @@
         <w:pStyle w:val="Heading1"/>
         <w:jc w:val="center"/>
       </w:pPr>
-      <w:bookmarkStart w:id="2" w:name="_Toc223171587"/>
+      <w:bookmarkStart w:id="2" w:name="_Toc225232351"/>
       <w:r>
         <w:t>February 21</w:t>
       </w:r>
@@ -2437,13 +3093,20 @@
         <w:pStyle w:val="Subtitle"/>
       </w:pPr>
       <w:r>
-        <w:lastRenderedPageBreak/>
         <w:t>Abstract</w:t>
       </w:r>
     </w:p>
     <w:p>
       <w:r>
-        <w:t xml:space="preserve">In this meeting, which was isolated to Victor and I, we met about our </w:t>
+        <w:t xml:space="preserve">In this meeting, which was isolated to Victor and </w:t>
+      </w:r>
+      <w:proofErr w:type="gramStart"/>
+      <w:r>
+        <w:t>I</w:t>
+      </w:r>
+      <w:proofErr w:type="gramEnd"/>
+      <w:r>
+        <w:t xml:space="preserve">, we met about our </w:t>
       </w:r>
       <w:r>
         <w:t>plans to divide the work. After the lecture meeting on the 19</w:t>
@@ -2492,7 +3155,7 @@
         <w:pStyle w:val="Heading1"/>
         <w:jc w:val="center"/>
       </w:pPr>
-      <w:bookmarkStart w:id="3" w:name="_Toc223171588"/>
+      <w:bookmarkStart w:id="3" w:name="_Toc225232352"/>
       <w:r>
         <w:t>February 28</w:t>
       </w:r>
@@ -2563,6 +3226,7 @@
         <w:pStyle w:val="Subtitle"/>
       </w:pPr>
       <w:r>
+        <w:lastRenderedPageBreak/>
         <w:t>By Next Meeting</w:t>
       </w:r>
     </w:p>
@@ -2589,7 +3253,6 @@
     </w:p>
     <w:p>
       <w:r>
-        <w:lastRenderedPageBreak/>
         <w:t xml:space="preserve">Ola needs to add her related use cases. </w:t>
       </w:r>
     </w:p>
@@ -2673,6 +3336,7 @@
         <w:pStyle w:val="Heading1"/>
         <w:jc w:val="center"/>
       </w:pPr>
+      <w:bookmarkStart w:id="4" w:name="_Toc225232353"/>
       <w:r>
         <w:t>March 1</w:t>
       </w:r>
@@ -2685,6 +3349,7 @@
       <w:r>
         <w:t>, 2026</w:t>
       </w:r>
+      <w:bookmarkEnd w:id="4"/>
     </w:p>
     <w:p>
       <w:pPr>
@@ -2714,6 +3379,7 @@
     </w:p>
     <w:p>
       <w:r>
+        <w:lastRenderedPageBreak/>
         <w:t xml:space="preserve">The team starts working on their assigned tasks from yesterday’s meeting, while I contribute to making the first 6 requirements on the slides. </w:t>
       </w:r>
       <w:r>
@@ -2739,20 +3405,641 @@
     </w:p>
     <w:p>
       <w:r>
+        <w:t>No tasks</w:t>
+      </w:r>
+      <w:r>
+        <w:t xml:space="preserve"> or meeting</w:t>
+      </w:r>
+      <w:r>
+        <w:t xml:space="preserve"> scheduled other than to practice</w:t>
+      </w:r>
+      <w:r>
+        <w:t xml:space="preserve"> for the presentation and get prepared for designing the UML diagrams. </w:t>
+      </w:r>
+    </w:p>
+    <w:p/>
+    <w:p>
+      <w:pPr>
+        <w:pStyle w:val="Heading1"/>
+        <w:jc w:val="center"/>
+      </w:pPr>
+      <w:bookmarkStart w:id="5" w:name="_Toc225232354"/>
+      <w:r>
+        <w:t>March 4</w:t>
+      </w:r>
+      <w:r>
+        <w:rPr>
+          <w:vertAlign w:val="superscript"/>
+        </w:rPr>
+        <w:t>th</w:t>
+      </w:r>
+      <w:bookmarkEnd w:id="5"/>
+    </w:p>
+    <w:p>
+      <w:pPr>
+        <w:pStyle w:val="Subtitle"/>
+      </w:pPr>
+      <w:r>
+        <w:t>Attendance</w:t>
+      </w:r>
+    </w:p>
+    <w:p>
+      <w:r>
+        <w:t xml:space="preserve">Darien, </w:t>
+      </w:r>
+      <w:proofErr w:type="spellStart"/>
+      <w:r>
+        <w:t>Clarize</w:t>
+      </w:r>
+      <w:proofErr w:type="spellEnd"/>
+      <w:r>
+        <w:t xml:space="preserve">, Victor, </w:t>
+      </w:r>
+      <w:r>
+        <w:t>Ola</w:t>
+      </w:r>
+    </w:p>
+    <w:p>
+      <w:pPr>
+        <w:pStyle w:val="Subtitle"/>
+      </w:pPr>
+      <w:r>
+        <w:t>Abstract</w:t>
+      </w:r>
+    </w:p>
+    <w:p>
+      <w:r>
+        <w:t xml:space="preserve">Team and I discussed the upcoming tasks, particularly regarding the Design Phase. We agreed that Victor and I would get the first 5 use-cases to work on their diagrams, while </w:t>
+      </w:r>
+      <w:proofErr w:type="spellStart"/>
+      <w:r>
+        <w:t>Clarize</w:t>
+      </w:r>
+      <w:proofErr w:type="spellEnd"/>
+      <w:r>
+        <w:t xml:space="preserve"> and Ola would work on the last 5 use-cases for their diagrams. The deadline for that is currently TBD, but will have a latest deadline Sunday of next week. On the note of deadlines, we also briefly went over the Gantt Chart I created, and the intricacies of it. I referred to the group that they should check it out on the GitHub repository for more information. Finally, we did a few dry runs of our presentation as practice for tomorrow, defining what was needed by next time one last time.</w:t>
+      </w:r>
+    </w:p>
+    <w:p>
+      <w:pPr>
+        <w:pStyle w:val="Subtitle"/>
+      </w:pPr>
+      <w:r>
+        <w:t>Action Items</w:t>
+      </w:r>
+    </w:p>
+    <w:p>
+      <w:r>
+        <w:t xml:space="preserve">Use-Case Diagrams: 5 between both pairs, broken down how the pair wants to complete each Use-Case Diagram. </w:t>
+      </w:r>
+    </w:p>
+    <w:p>
+      <w:r>
+        <w:t>Get Next Meeting Time into IMessage Group Chat.</w:t>
+      </w:r>
+    </w:p>
+    <w:p>
+      <w:r>
+        <w:t>Submit the Phase 1 Deliverables (I have done this).</w:t>
+      </w:r>
+    </w:p>
+    <w:p>
+      <w:pPr>
+        <w:pStyle w:val="Subtitle"/>
+      </w:pPr>
+      <w:r>
+        <w:t>By Next Meeting</w:t>
+      </w:r>
+    </w:p>
+    <w:p>
+      <w:r>
+        <w:t>Use-Case Diagrams Completed, Phase 1 is Complete.</w:t>
+      </w:r>
+    </w:p>
+    <w:p/>
+    <w:p>
+      <w:pPr>
+        <w:pStyle w:val="Heading1"/>
+        <w:jc w:val="center"/>
+      </w:pPr>
+      <w:bookmarkStart w:id="6" w:name="_Toc225232355"/>
+      <w:r>
         <w:lastRenderedPageBreak/>
-        <w:t>No tasks</w:t>
-      </w:r>
-      <w:r>
-        <w:t xml:space="preserve"> or meeting</w:t>
-      </w:r>
-      <w:r>
-        <w:t xml:space="preserve"> scheduled other than to practice</w:t>
-      </w:r>
-      <w:r>
-        <w:t xml:space="preserve"> for the presentation and get prepared for designing the UML diagrams. </w:t>
+        <w:t>March 7</w:t>
+      </w:r>
+      <w:r>
+        <w:rPr>
+          <w:vertAlign w:val="superscript"/>
+        </w:rPr>
+        <w:t>th</w:t>
+      </w:r>
+      <w:bookmarkEnd w:id="6"/>
+    </w:p>
+    <w:p>
+      <w:pPr>
+        <w:pStyle w:val="Subtitle"/>
+      </w:pPr>
+      <w:r>
+        <w:t>Attendance</w:t>
+      </w:r>
+    </w:p>
+    <w:p>
+      <w:r>
+        <w:t>Darien, Victor</w:t>
+      </w:r>
+    </w:p>
+    <w:p>
+      <w:pPr>
+        <w:pStyle w:val="Subtitle"/>
+      </w:pPr>
+      <w:r>
+        <w:t>Abstract</w:t>
+      </w:r>
+    </w:p>
+    <w:p>
+      <w:r>
+        <w:t xml:space="preserve">30-Minute Check-in between Victor and I, we explored more on what a use-case diagram should look like, particularly regarding the flow between actors and actions. We discussed the potential aspects of new use cases and actors, specifically with the Client and Server applications in mind. I have my use-cases 1-3 done, Victor has a semblance of an idea with more work to be done in terms of clarity. </w:t>
+      </w:r>
+    </w:p>
+    <w:p>
+      <w:pPr>
+        <w:pStyle w:val="Subtitle"/>
+      </w:pPr>
+      <w:r>
+        <w:t>Action Items</w:t>
+      </w:r>
+    </w:p>
+    <w:p>
+      <w:r>
+        <w:t xml:space="preserve">Victor to continue working and refining on his end of the use-cases. </w:t>
+      </w:r>
+    </w:p>
+    <w:p>
+      <w:r>
+        <w:t xml:space="preserve">I will upload the updated SRS document with my use-cases. </w:t>
+      </w:r>
+    </w:p>
+    <w:p>
+      <w:pPr>
+        <w:pStyle w:val="Subtitle"/>
+      </w:pPr>
+      <w:r>
+        <w:t>By Next Meeting</w:t>
+      </w:r>
+    </w:p>
+    <w:p>
+      <w:r>
+        <w:t xml:space="preserve">Victor and I’s Use Case Diagrams are completed by the next team meeting, ready to merge with Ola and </w:t>
+      </w:r>
+      <w:proofErr w:type="spellStart"/>
+      <w:r>
+        <w:t>Clarize’s</w:t>
+      </w:r>
+      <w:proofErr w:type="spellEnd"/>
+      <w:r>
+        <w:t xml:space="preserve"> use-case diagrams.</w:t>
       </w:r>
     </w:p>
     <w:p/>
+    <w:p>
+      <w:pPr>
+        <w:pStyle w:val="Heading1"/>
+        <w:jc w:val="center"/>
+      </w:pPr>
+      <w:bookmarkStart w:id="7" w:name="_Toc225232356"/>
+      <w:r>
+        <w:t>March 13</w:t>
+      </w:r>
+      <w:r>
+        <w:rPr>
+          <w:vertAlign w:val="superscript"/>
+        </w:rPr>
+        <w:t>th</w:t>
+      </w:r>
+      <w:bookmarkEnd w:id="7"/>
+    </w:p>
+    <w:p>
+      <w:pPr>
+        <w:pStyle w:val="Subtitle"/>
+      </w:pPr>
+      <w:r>
+        <w:t>Attendance</w:t>
+      </w:r>
+    </w:p>
+    <w:p>
+      <w:r>
+        <w:t>Darien, Victor</w:t>
+      </w:r>
+      <w:r>
+        <w:t>, Ola</w:t>
+      </w:r>
+      <w:r>
+        <w:t xml:space="preserve">, </w:t>
+      </w:r>
+      <w:proofErr w:type="spellStart"/>
+      <w:r>
+        <w:t>Clarize</w:t>
+      </w:r>
+      <w:proofErr w:type="spellEnd"/>
+      <w:r>
+        <w:t xml:space="preserve"> (30 minutes late)</w:t>
+      </w:r>
+    </w:p>
+    <w:p>
+      <w:pPr>
+        <w:pStyle w:val="Subtitle"/>
+      </w:pPr>
+      <w:r>
+        <w:t>Abstract</w:t>
+      </w:r>
+    </w:p>
+    <w:p>
+      <w:r>
+        <w:t xml:space="preserve">The team and I discussed the use-cases worked on through since last meeting to now. Victor’s Use-Case Diagrams were complete, being encoded into </w:t>
+      </w:r>
+      <w:proofErr w:type="spellStart"/>
+      <w:r>
+        <w:t>PlantUML</w:t>
+      </w:r>
+      <w:proofErr w:type="spellEnd"/>
+      <w:r>
+        <w:t xml:space="preserve">, ready to merge fully with my own. </w:t>
+      </w:r>
+      <w:proofErr w:type="spellStart"/>
+      <w:proofErr w:type="gramStart"/>
+      <w:r>
+        <w:t>Clarize</w:t>
+      </w:r>
+      <w:proofErr w:type="spellEnd"/>
+      <w:proofErr w:type="gramEnd"/>
+      <w:r>
+        <w:t xml:space="preserve"> on March 12</w:t>
+      </w:r>
+      <w:r>
+        <w:rPr>
+          <w:vertAlign w:val="superscript"/>
+        </w:rPr>
+        <w:t>th</w:t>
+      </w:r>
+      <w:r>
+        <w:t xml:space="preserve">, Thursday, had trouble contacting Ola, and decided to do the work of Use Case 9 and 10 in place of her. However, Ola came to the meeting with a singular rough sketch of use case 10 but no use case 9. This did not meet the required action item, and we ended up settling with </w:t>
+      </w:r>
+      <w:proofErr w:type="spellStart"/>
+      <w:r>
+        <w:t>Clarize’s</w:t>
+      </w:r>
+      <w:proofErr w:type="spellEnd"/>
+      <w:r>
+        <w:t xml:space="preserve"> designs. </w:t>
+      </w:r>
+      <w:proofErr w:type="gramStart"/>
+      <w:r>
+        <w:t>Yet,</w:t>
+      </w:r>
+      <w:proofErr w:type="gramEnd"/>
+      <w:r>
+        <w:t xml:space="preserve"> </w:t>
+      </w:r>
+      <w:proofErr w:type="spellStart"/>
+      <w:r>
+        <w:t>Clarize’s</w:t>
+      </w:r>
+      <w:proofErr w:type="spellEnd"/>
+      <w:r>
+        <w:t xml:space="preserve"> diagrams did not fit the bar entirely, so we settled on a Sunday night due date to refine out the use-case diagrams to allow for seamless integration with Victor and I’s results. </w:t>
+      </w:r>
+    </w:p>
+    <w:p>
+      <w:pPr>
+        <w:pStyle w:val="Subtitle"/>
+      </w:pPr>
+      <w:r>
+        <w:lastRenderedPageBreak/>
+        <w:t>Action Items</w:t>
+      </w:r>
+    </w:p>
+    <w:p>
+      <w:r>
+        <w:t xml:space="preserve">By Sunday Night: GitHub SRS copies with </w:t>
+      </w:r>
+      <w:proofErr w:type="spellStart"/>
+      <w:r>
+        <w:t>Clarize</w:t>
+      </w:r>
+      <w:proofErr w:type="spellEnd"/>
+      <w:r>
+        <w:t xml:space="preserve"> and Ola’s finalized Use-Case Diagrams.</w:t>
+      </w:r>
+    </w:p>
+    <w:p>
+      <w:r>
+        <w:t xml:space="preserve">Ola and </w:t>
+      </w:r>
+      <w:proofErr w:type="spellStart"/>
+      <w:r>
+        <w:t>Clarize</w:t>
+      </w:r>
+      <w:proofErr w:type="spellEnd"/>
+      <w:r>
+        <w:t xml:space="preserve"> brainstorm more classes, (at least 4 more classes, including the server networking class to split and work on through until next meeting). </w:t>
+      </w:r>
+    </w:p>
+    <w:p>
+      <w:r>
+        <w:t xml:space="preserve">Victor and I are working on the 5 class candidates mentioned in the slideshow for Project Phase 1, where I must deliver the User and IT User Class Diagrams, while Victor will work on the GUI Class diagram, Log Class diagram and the Client Network Class diagram. </w:t>
+      </w:r>
+    </w:p>
+    <w:p>
+      <w:r>
+        <w:t xml:space="preserve">I will also need to compile the SRS document of all the current use-cases into a large use-case diagram representing the flow of our application. Further, I will need to initialize the SDS as a deliverable. </w:t>
+      </w:r>
+    </w:p>
+    <w:p>
+      <w:pPr>
+        <w:pStyle w:val="Subtitle"/>
+      </w:pPr>
+      <w:r>
+        <w:t>By Next Meeting</w:t>
+      </w:r>
+    </w:p>
+    <w:p>
+      <w:r>
+        <w:t xml:space="preserve">See above. </w:t>
+      </w:r>
+    </w:p>
+    <w:p>
+      <w:pPr>
+        <w:pStyle w:val="Heading1"/>
+        <w:jc w:val="center"/>
+      </w:pPr>
+      <w:bookmarkStart w:id="8" w:name="_Toc225232357"/>
+      <w:r>
+        <w:t>March 20</w:t>
+      </w:r>
+      <w:r>
+        <w:rPr>
+          <w:vertAlign w:val="superscript"/>
+        </w:rPr>
+        <w:t>th</w:t>
+      </w:r>
+      <w:bookmarkEnd w:id="8"/>
+    </w:p>
+    <w:p>
+      <w:pPr>
+        <w:pStyle w:val="Subtitle"/>
+      </w:pPr>
+      <w:r>
+        <w:t>Attendance</w:t>
+      </w:r>
+    </w:p>
+    <w:p>
+      <w:r>
+        <w:t xml:space="preserve">Darien, Victor, </w:t>
+      </w:r>
+      <w:proofErr w:type="spellStart"/>
+      <w:r>
+        <w:t>Clarize</w:t>
+      </w:r>
+      <w:proofErr w:type="spellEnd"/>
+      <w:r>
+        <w:t xml:space="preserve"> (10~ minutes late).</w:t>
+      </w:r>
+    </w:p>
+    <w:p>
+      <w:pPr>
+        <w:pStyle w:val="Subtitle"/>
+      </w:pPr>
+      <w:r>
+        <w:t>Abstract</w:t>
+      </w:r>
+    </w:p>
+    <w:p>
+      <w:r>
+        <w:t xml:space="preserve"> </w:t>
+      </w:r>
+      <w:r>
+        <w:t xml:space="preserve">Darien and Victor completed the required action items for last week. Victor completed the Log Class, GUI Class with some refinements needed. Victor accidentally completed the Server Network Class instead of the Client, so Client Network will still need to be completed on his end. </w:t>
+      </w:r>
+      <w:proofErr w:type="spellStart"/>
+      <w:r>
+        <w:t>Clarize</w:t>
+      </w:r>
+      <w:proofErr w:type="spellEnd"/>
+      <w:r>
+        <w:t xml:space="preserve"> and Ola have been having some trouble in communication, mainly on Ola’s end. </w:t>
+      </w:r>
+      <w:proofErr w:type="spellStart"/>
+      <w:r>
+        <w:t>Clarize</w:t>
+      </w:r>
+      <w:proofErr w:type="spellEnd"/>
+      <w:r>
+        <w:t xml:space="preserve"> has her class diagrams drawn out but not implemented in </w:t>
+      </w:r>
+      <w:proofErr w:type="spellStart"/>
+      <w:r>
+        <w:t>PlantUML</w:t>
+      </w:r>
+      <w:proofErr w:type="spellEnd"/>
+      <w:r>
+        <w:t xml:space="preserve">. The last 6-10 use-cases were completed by </w:t>
+      </w:r>
+      <w:proofErr w:type="spellStart"/>
+      <w:r>
+        <w:t>Clarize</w:t>
+      </w:r>
+      <w:proofErr w:type="spellEnd"/>
+      <w:r>
+        <w:t xml:space="preserve">. Ola did not contribute to the creation of class diagrams nor the 6-10 use cases. </w:t>
+      </w:r>
+    </w:p>
+    <w:p>
+      <w:pPr>
+        <w:pStyle w:val="Subtitle"/>
+      </w:pPr>
+      <w:r>
+        <w:t>Action Items</w:t>
+      </w:r>
+    </w:p>
+    <w:p>
+      <w:r>
+        <w:t xml:space="preserve"> </w:t>
+      </w:r>
+      <w:r>
+        <w:t xml:space="preserve">Darien: Reupload the latest SDS. Get the last 6-10 Use-Cases from </w:t>
+      </w:r>
+      <w:proofErr w:type="spellStart"/>
+      <w:r>
+        <w:t>Clarize</w:t>
+      </w:r>
+      <w:proofErr w:type="spellEnd"/>
+      <w:r>
+        <w:t xml:space="preserve">, compile and </w:t>
+      </w:r>
+      <w:r>
+        <w:t>simplify</w:t>
+      </w:r>
+      <w:r>
+        <w:t xml:space="preserve"> the </w:t>
+      </w:r>
+      <w:r>
+        <w:t>summary</w:t>
+      </w:r>
+      <w:r>
+        <w:t xml:space="preserve"> diagram. Recompile the latest SDS with Victor’s update to the Class Candidates and Diagrams.</w:t>
+      </w:r>
+    </w:p>
+    <w:p>
+      <w:r>
+        <w:lastRenderedPageBreak/>
+        <w:t>Victor: Flesh out the Class candidates and Diagrams. Complete the Client Network Class. If time allows, start on Sequence Diagrams</w:t>
+      </w:r>
+      <w:r>
+        <w:t>. Pl</w:t>
+      </w:r>
+      <w:r>
+        <w:t xml:space="preserve">an a meet before full team meeting with Darien and </w:t>
+      </w:r>
+      <w:proofErr w:type="spellStart"/>
+      <w:r>
+        <w:t>Clarize</w:t>
+      </w:r>
+      <w:proofErr w:type="spellEnd"/>
+      <w:r>
+        <w:t xml:space="preserve"> to discuss the Sequence Diagrams</w:t>
+      </w:r>
+      <w:r>
+        <w:t xml:space="preserve"> on Tuesday</w:t>
+      </w:r>
+      <w:r>
+        <w:t xml:space="preserve"> next week</w:t>
+      </w:r>
+      <w:r>
+        <w:t>.</w:t>
+      </w:r>
+    </w:p>
+    <w:p>
+      <w:proofErr w:type="spellStart"/>
+      <w:r>
+        <w:t>Clarize</w:t>
+      </w:r>
+      <w:proofErr w:type="spellEnd"/>
+      <w:r>
+        <w:t xml:space="preserve">: Upload Use-Cases 6-10. Refine the half of class diagrams assigned to her and Ola. Implement those diagrams into </w:t>
+      </w:r>
+      <w:proofErr w:type="spellStart"/>
+      <w:r>
+        <w:t>PlantUML</w:t>
+      </w:r>
+      <w:proofErr w:type="spellEnd"/>
+      <w:r>
+        <w:t xml:space="preserve">. Add those completed diagrams in a similar format to the use-cases in another document. Then upload the document to the REPO, notify Darien. Plan with Victor and Darien to meet to discuss </w:t>
+      </w:r>
+      <w:r>
+        <w:t xml:space="preserve">Sequence Diagrams Tuesday next week. </w:t>
+      </w:r>
+      <w:r>
+        <w:t xml:space="preserve"> </w:t>
+      </w:r>
+    </w:p>
+    <w:p>
+      <w:r>
+        <w:t xml:space="preserve">Ola: </w:t>
+      </w:r>
+      <w:r>
+        <w:t>UML Class Diagrams for the Message and Message Manager classes.</w:t>
+      </w:r>
+    </w:p>
+    <w:p/>
+    <w:p>
+      <w:pPr>
+        <w:pStyle w:val="Subtitle"/>
+      </w:pPr>
+      <w:r>
+        <w:t>By Next Meeting</w:t>
+      </w:r>
+    </w:p>
+    <w:p>
+      <w:r>
+        <w:t xml:space="preserve">The Action Items mentioned. </w:t>
+      </w:r>
+      <w:r>
+        <w:t>Half</w:t>
+      </w:r>
+      <w:r>
+        <w:t>-Way</w:t>
+      </w:r>
+      <w:r>
+        <w:t xml:space="preserve"> Meet planned Tuesday. Full Meet planned, same time, Friday 8AM-9AM.</w:t>
+      </w:r>
+    </w:p>
+    <w:p/>
+    <w:p>
+      <w:pPr>
+        <w:pStyle w:val="Heading1"/>
+        <w:jc w:val="center"/>
+      </w:pPr>
+      <w:r>
+        <w:t>March 2</w:t>
+      </w:r>
+      <w:r>
+        <w:t>7</w:t>
+      </w:r>
+      <w:r>
+        <w:rPr>
+          <w:vertAlign w:val="superscript"/>
+        </w:rPr>
+        <w:t>th</w:t>
+      </w:r>
+    </w:p>
+    <w:p>
+      <w:pPr>
+        <w:pStyle w:val="Subtitle"/>
+      </w:pPr>
+      <w:r>
+        <w:t>Attendance</w:t>
+      </w:r>
+    </w:p>
+    <w:p>
+      <w:r>
+        <w:br/>
+        <w:t>Note: As of Thursday 26</w:t>
+      </w:r>
+      <w:r>
+        <w:rPr>
+          <w:vertAlign w:val="superscript"/>
+        </w:rPr>
+        <w:t>th</w:t>
+      </w:r>
+      <w:r>
+        <w:t xml:space="preserve">, Ola has dropped the class and will no longer be mentioned in further meeting minutes or deliverables. </w:t>
+      </w:r>
+    </w:p>
+    <w:p>
+      <w:pPr>
+        <w:pStyle w:val="Subtitle"/>
+      </w:pPr>
+      <w:r>
+        <w:t>Abstract</w:t>
+      </w:r>
+    </w:p>
+    <w:p>
+      <w:pPr>
+        <w:pStyle w:val="Subtitle"/>
+      </w:pPr>
+      <w:r>
+        <w:t>Action Items</w:t>
+      </w:r>
+    </w:p>
+    <w:p/>
+    <w:p>
+      <w:pPr>
+        <w:pStyle w:val="Subtitle"/>
+      </w:pPr>
+      <w:r>
+        <w:t>By Next Meeting</w:t>
+      </w:r>
+    </w:p>
     <w:p/>
     <w:sectPr>
       <w:pgSz w:w="12240" w:h="15840"/>

--- a/MeetingMinutes.docx
+++ b/MeetingMinutes.docx
@@ -1166,7 +1166,7 @@
               <w:rPr>
                 <w:color w:val="000000"/>
               </w:rPr>
-              <w:t>Darien D. Chau</w:t>
+              <w:t>Victor Ramos</w:t>
             </w:r>
           </w:p>
         </w:tc>
@@ -1191,6 +1191,13 @@
                 <w:u w:val="single"/>
               </w:rPr>
             </w:pPr>
+            <w:r>
+              <w:rPr>
+                <w:color w:val="000000"/>
+                <w:u w:val="single"/>
+              </w:rPr>
+              <w:t>04/02/2026</w:t>
+            </w:r>
           </w:p>
         </w:tc>
         <w:tc>
@@ -1211,6 +1218,12 @@
                 <w:color w:val="000000"/>
               </w:rPr>
             </w:pPr>
+            <w:r>
+              <w:rPr>
+                <w:color w:val="000000"/>
+              </w:rPr>
+              <w:t>1.7</w:t>
+            </w:r>
           </w:p>
         </w:tc>
         <w:tc>
@@ -1231,6 +1244,25 @@
                 <w:color w:val="000000"/>
               </w:rPr>
             </w:pPr>
+            <w:r>
+              <w:rPr>
+                <w:color w:val="000000"/>
+              </w:rPr>
+              <w:t>April 2</w:t>
+            </w:r>
+            <w:r>
+              <w:rPr>
+                <w:color w:val="000000"/>
+                <w:vertAlign w:val="superscript"/>
+              </w:rPr>
+              <w:t>nd</w:t>
+            </w:r>
+            <w:r>
+              <w:rPr>
+                <w:color w:val="000000"/>
+              </w:rPr>
+              <w:t xml:space="preserve"> Meeting </w:t>
+            </w:r>
           </w:p>
         </w:tc>
         <w:tc>
@@ -1252,6 +1284,12 @@
                 <w:color w:val="000000"/>
               </w:rPr>
             </w:pPr>
+            <w:r>
+              <w:rPr>
+                <w:color w:val="000000"/>
+              </w:rPr>
+              <w:t>Darien D. Chau</w:t>
+            </w:r>
           </w:p>
         </w:tc>
       </w:tr>
@@ -2957,15 +2995,7 @@
     </w:p>
     <w:p>
       <w:r>
-        <w:t>The team and I discussed our plans on general requirements based on the lecture slides. We came up with some general requirements</w:t>
-      </w:r>
-      <w:proofErr w:type="gramStart"/>
-      <w:r>
-        <w:t>, did</w:t>
-      </w:r>
-      <w:proofErr w:type="gramEnd"/>
-      <w:r>
-        <w:t xml:space="preserve"> a few dry runs on our finished presentation, with not too many expectations set for the next meeting at the Project Init Stage.</w:t>
+        <w:t>The team and I discussed our plans on general requirements based on the lecture slides. We came up with some general requirements, did a few dry runs on our finished presentation, with not too many expectations set for the next meeting at the Project Init Stage.</w:t>
       </w:r>
     </w:p>
     <w:p>
@@ -3098,15 +3128,7 @@
     </w:p>
     <w:p>
       <w:r>
-        <w:t xml:space="preserve">In this meeting, which was isolated to Victor and </w:t>
-      </w:r>
-      <w:proofErr w:type="gramStart"/>
-      <w:r>
-        <w:t>I</w:t>
-      </w:r>
-      <w:proofErr w:type="gramEnd"/>
-      <w:r>
-        <w:t xml:space="preserve">, we met about our </w:t>
+        <w:t xml:space="preserve">In this meeting, which was isolated to Victor and I, we met about our </w:t>
       </w:r>
       <w:r>
         <w:t>plans to divide the work. After the lecture meeting on the 19</w:t>
@@ -3666,12 +3688,10 @@
         <w:t xml:space="preserve">, ready to merge fully with my own. </w:t>
       </w:r>
       <w:proofErr w:type="spellStart"/>
-      <w:proofErr w:type="gramStart"/>
       <w:r>
         <w:t>Clarize</w:t>
       </w:r>
       <w:proofErr w:type="spellEnd"/>
-      <w:proofErr w:type="gramEnd"/>
       <w:r>
         <w:t xml:space="preserve"> on March 12</w:t>
       </w:r>
@@ -3690,15 +3710,7 @@
       </w:r>
       <w:proofErr w:type="spellEnd"/>
       <w:r>
-        <w:t xml:space="preserve"> designs. </w:t>
-      </w:r>
-      <w:proofErr w:type="gramStart"/>
-      <w:r>
-        <w:t>Yet,</w:t>
-      </w:r>
-      <w:proofErr w:type="gramEnd"/>
-      <w:r>
-        <w:t xml:space="preserve"> </w:t>
+        <w:t xml:space="preserve"> designs. Yet, </w:t>
       </w:r>
       <w:proofErr w:type="spellStart"/>
       <w:r>
@@ -3980,10 +3992,7 @@
         <w:jc w:val="center"/>
       </w:pPr>
       <w:r>
-        <w:t>March 2</w:t>
-      </w:r>
-      <w:r>
-        <w:t>7</w:t>
+        <w:t>March 27</w:t>
       </w:r>
       <w:r>
         <w:rPr>
@@ -4002,6 +4011,14 @@
     </w:p>
     <w:p>
       <w:r>
+        <w:t xml:space="preserve">Darien, Victor, </w:t>
+      </w:r>
+      <w:proofErr w:type="spellStart"/>
+      <w:r>
+        <w:t>Clarize</w:t>
+      </w:r>
+      <w:proofErr w:type="spellEnd"/>
+      <w:r>
         <w:br/>
         <w:t>Note: As of Thursday 26</w:t>
       </w:r>
@@ -4041,6 +4058,129 @@
       </w:r>
     </w:p>
     <w:p/>
+    <w:p>
+      <w:pPr>
+        <w:pStyle w:val="Heading1"/>
+        <w:jc w:val="center"/>
+      </w:pPr>
+      <w:r>
+        <w:t>April 4</w:t>
+      </w:r>
+      <w:r>
+        <w:rPr>
+          <w:vertAlign w:val="superscript"/>
+        </w:rPr>
+        <w:t>th</w:t>
+      </w:r>
+    </w:p>
+    <w:p>
+      <w:pPr>
+        <w:pStyle w:val="Subtitle"/>
+      </w:pPr>
+      <w:r>
+        <w:t>Attendance</w:t>
+      </w:r>
+    </w:p>
+    <w:p>
+      <w:r>
+        <w:t xml:space="preserve">Darien, Victor, </w:t>
+      </w:r>
+      <w:proofErr w:type="spellStart"/>
+      <w:r>
+        <w:t>Clarize</w:t>
+      </w:r>
+      <w:proofErr w:type="spellEnd"/>
+    </w:p>
+    <w:p>
+      <w:pPr>
+        <w:pStyle w:val="Subtitle"/>
+      </w:pPr>
+      <w:r>
+        <w:lastRenderedPageBreak/>
+        <w:t>Abstract</w:t>
+      </w:r>
+    </w:p>
+    <w:p>
+      <w:r>
+        <w:t>The team discussed the full UML Class Diagram</w:t>
+      </w:r>
+      <w:r>
+        <w:t>, clearing up any confusions on how classes are related to each other.</w:t>
+      </w:r>
+      <w:r>
+        <w:t xml:space="preserve"> Darien then did a formalized walkthrough to explain the class relationships. </w:t>
+      </w:r>
+      <w:r>
+        <w:t xml:space="preserve"> </w:t>
+      </w:r>
+      <w:proofErr w:type="spellStart"/>
+      <w:r>
+        <w:t>Clarize</w:t>
+      </w:r>
+      <w:proofErr w:type="spellEnd"/>
+      <w:r>
+        <w:t xml:space="preserve"> introduced and walked through the general flows of the way users interact with the Communication Application System, generalizing a lot of the interactions. Victor mentioned that he was done with his Sequence Diagrams, but has not had the chance to upload it, but will do so by tomorrow after 6 pm. </w:t>
+      </w:r>
+    </w:p>
+    <w:p>
+      <w:pPr>
+        <w:pStyle w:val="Subtitle"/>
+      </w:pPr>
+      <w:r>
+        <w:t>Action Items</w:t>
+      </w:r>
+    </w:p>
+    <w:p>
+      <w:r>
+        <w:t>Darien: Update the SDS and full UML Class Diagram, removing redundancies and fleshing out the Class Candidates.</w:t>
+      </w:r>
+    </w:p>
+    <w:p>
+      <w:proofErr w:type="spellStart"/>
+      <w:r>
+        <w:t>Clarize</w:t>
+      </w:r>
+      <w:proofErr w:type="spellEnd"/>
+      <w:r>
+        <w:t>: Initialize the slideshow, laying down a skeleton for the Design Presentation on April 9</w:t>
+      </w:r>
+      <w:r>
+        <w:rPr>
+          <w:vertAlign w:val="superscript"/>
+        </w:rPr>
+        <w:t>th</w:t>
+      </w:r>
+      <w:r>
+        <w:t>.</w:t>
+      </w:r>
+    </w:p>
+    <w:p>
+      <w:r>
+        <w:t xml:space="preserve">Victor: Upload his Sequence Diagrams for the SDS, specifically in regard to the creation of groups and user registrations. </w:t>
+      </w:r>
+    </w:p>
+    <w:p>
+      <w:pPr>
+        <w:pStyle w:val="Subtitle"/>
+      </w:pPr>
+      <w:r>
+        <w:t>By Next Meeting</w:t>
+      </w:r>
+    </w:p>
+    <w:p>
+      <w:r>
+        <w:t>Next meeting is scheduled for Wednesday, April 8</w:t>
+      </w:r>
+      <w:r>
+        <w:rPr>
+          <w:vertAlign w:val="superscript"/>
+        </w:rPr>
+        <w:t>th</w:t>
+      </w:r>
+      <w:r>
+        <w:t xml:space="preserve"> at 3 PM. That is expected for us to complete the above action items and finish out the slideshow presentation as well as practice for the upcoming presentation the following day. </w:t>
+      </w:r>
+    </w:p>
     <w:sectPr>
       <w:pgSz w:w="12240" w:h="15840"/>
       <w:pgMar w:top="1440" w:right="1440" w:bottom="1440" w:left="1440" w:header="720" w:footer="720" w:gutter="0"/>

--- a/MeetingMinutes.docx
+++ b/MeetingMinutes.docx
@@ -2995,7 +2995,15 @@
     </w:p>
     <w:p>
       <w:r>
-        <w:t>The team and I discussed our plans on general requirements based on the lecture slides. We came up with some general requirements, did a few dry runs on our finished presentation, with not too many expectations set for the next meeting at the Project Init Stage.</w:t>
+        <w:t>The team and I discussed our plans on general requirements based on the lecture slides. We came up with some general requirements</w:t>
+      </w:r>
+      <w:proofErr w:type="gramStart"/>
+      <w:r>
+        <w:t>, did</w:t>
+      </w:r>
+      <w:proofErr w:type="gramEnd"/>
+      <w:r>
+        <w:t xml:space="preserve"> a few dry runs on our finished presentation, with not too many expectations set for the next meeting at the Project Init Stage.</w:t>
       </w:r>
     </w:p>
     <w:p>
@@ -3128,7 +3136,15 @@
     </w:p>
     <w:p>
       <w:r>
-        <w:t xml:space="preserve">In this meeting, which was isolated to Victor and I, we met about our </w:t>
+        <w:t xml:space="preserve">In this meeting, which was isolated to Victor and </w:t>
+      </w:r>
+      <w:proofErr w:type="gramStart"/>
+      <w:r>
+        <w:t>I</w:t>
+      </w:r>
+      <w:proofErr w:type="gramEnd"/>
+      <w:r>
+        <w:t xml:space="preserve">, we met about our </w:t>
       </w:r>
       <w:r>
         <w:t>plans to divide the work. After the lecture meeting on the 19</w:t>
@@ -3688,10 +3704,12 @@
         <w:t xml:space="preserve">, ready to merge fully with my own. </w:t>
       </w:r>
       <w:proofErr w:type="spellStart"/>
+      <w:proofErr w:type="gramStart"/>
       <w:r>
         <w:t>Clarize</w:t>
       </w:r>
       <w:proofErr w:type="spellEnd"/>
+      <w:proofErr w:type="gramEnd"/>
       <w:r>
         <w:t xml:space="preserve"> on March 12</w:t>
       </w:r>
@@ -4041,6 +4059,28 @@
       </w:r>
     </w:p>
     <w:p>
+      <w:r>
+        <w:t xml:space="preserve">The team discussed the overall Action items brought to this week’s meeting. Such as victor presenting his client network class which was forgotten last time. With </w:t>
+      </w:r>
+      <w:proofErr w:type="spellStart"/>
+      <w:r>
+        <w:t>Clarize</w:t>
+      </w:r>
+      <w:proofErr w:type="spellEnd"/>
+      <w:r>
+        <w:t xml:space="preserve"> bringing in her expected use cases and class diagrams in </w:t>
+      </w:r>
+      <w:proofErr w:type="spellStart"/>
+      <w:r>
+        <w:t>PlantUML</w:t>
+      </w:r>
+      <w:proofErr w:type="spellEnd"/>
+      <w:r>
+        <w:t xml:space="preserve"> format. Overall, this meeting focused on completing and reviewing any leftover use cases and class diagrams that still needed to be finished in our SDS document. </w:t>
+      </w:r>
+    </w:p>
+    <w:p/>
+    <w:p>
       <w:pPr>
         <w:pStyle w:val="Subtitle"/>
       </w:pPr>
@@ -4048,6 +4088,40 @@
         <w:t>Action Items</w:t>
       </w:r>
     </w:p>
+    <w:p>
+      <w:r>
+        <w:t xml:space="preserve">Darien: Will work out the class diagram in order to maintain and improve on the overall design of the application layout. </w:t>
+      </w:r>
+    </w:p>
+    <w:p>
+      <w:proofErr w:type="spellStart"/>
+      <w:r>
+        <w:lastRenderedPageBreak/>
+        <w:t>Clarize</w:t>
+      </w:r>
+      <w:proofErr w:type="spellEnd"/>
+      <w:r>
+        <w:t>: Will focus on doing some sequence diagrams that demonstrate the overall main and general use cases by the end user. In addition, also help work on the SDS documentation.</w:t>
+      </w:r>
+    </w:p>
+    <w:p>
+      <w:r>
+        <w:t xml:space="preserve">Victor: Will focus on doing some sequence diagrams that demonstrate the overall main and general use cases by the end user. In addition, will also update </w:t>
+      </w:r>
+      <w:proofErr w:type="gramStart"/>
+      <w:r>
+        <w:t xml:space="preserve">this </w:t>
+      </w:r>
+      <w:proofErr w:type="spellStart"/>
+      <w:r>
+        <w:t>weeks</w:t>
+      </w:r>
+      <w:proofErr w:type="spellEnd"/>
+      <w:proofErr w:type="gramEnd"/>
+      <w:r>
+        <w:t xml:space="preserve"> meeting minutes. </w:t>
+      </w:r>
+    </w:p>
     <w:p/>
     <w:p>
       <w:pPr>
@@ -4057,6 +4131,20 @@
         <w:t>By Next Meeting</w:t>
       </w:r>
     </w:p>
+    <w:p>
+      <w:r>
+        <w:t xml:space="preserve">The Action Items mentioned. An improved overall class diagram that will be discussed in next </w:t>
+      </w:r>
+      <w:proofErr w:type="spellStart"/>
+      <w:r>
+        <w:t>weeks</w:t>
+      </w:r>
+      <w:proofErr w:type="spellEnd"/>
+      <w:r>
+        <w:t xml:space="preserve"> meeting. </w:t>
+      </w:r>
+    </w:p>
+    <w:p/>
     <w:p/>
     <w:p>
       <w:pPr>
@@ -4096,7 +4184,6 @@
         <w:pStyle w:val="Subtitle"/>
       </w:pPr>
       <w:r>
-        <w:lastRenderedPageBreak/>
         <w:t>Abstract</w:t>
       </w:r>
     </w:p>
@@ -4119,7 +4206,15 @@
       </w:r>
       <w:proofErr w:type="spellEnd"/>
       <w:r>
-        <w:t xml:space="preserve"> introduced and walked through the general flows of the way users interact with the Communication Application System, generalizing a lot of the interactions. Victor mentioned that he was done with his Sequence Diagrams, but has not had the chance to upload it, but will do so by tomorrow after 6 pm. </w:t>
+        <w:t xml:space="preserve"> introduced and walked through the general flows of the way users interact with the Communication Application System, generalizing a lot of the interactions. Victor mentioned that he was done with his Sequence Diagrams, but has not had the chance to upload </w:t>
+      </w:r>
+      <w:proofErr w:type="gramStart"/>
+      <w:r>
+        <w:t>it</w:t>
+      </w:r>
+      <w:proofErr w:type="gramEnd"/>
+      <w:r>
+        <w:t xml:space="preserve">, but will do so by tomorrow after 6 pm. </w:t>
       </w:r>
     </w:p>
     <w:p>
@@ -4164,6 +4259,7 @@
         <w:pStyle w:val="Subtitle"/>
       </w:pPr>
       <w:r>
+        <w:lastRenderedPageBreak/>
         <w:t>By Next Meeting</w:t>
       </w:r>
     </w:p>
@@ -5535,7 +5631,6 @@
   <w:style w:type="character" w:default="1" w:styleId="DefaultParagraphFont">
     <w:name w:val="Default Paragraph Font"/>
     <w:uiPriority w:val="1"/>
-    <w:semiHidden/>
     <w:unhideWhenUsed/>
   </w:style>
   <w:style w:type="table" w:default="1" w:styleId="TableNormal">

--- a/MeetingMinutes.docx
+++ b/MeetingMinutes.docx
@@ -1313,6 +1313,13 @@
                 <w:u w:val="single"/>
               </w:rPr>
             </w:pPr>
+            <w:r>
+              <w:rPr>
+                <w:color w:val="000000"/>
+                <w:u w:val="single"/>
+              </w:rPr>
+              <w:t>04/08/2026</w:t>
+            </w:r>
           </w:p>
         </w:tc>
         <w:tc>
@@ -1333,6 +1340,12 @@
                 <w:color w:val="000000"/>
               </w:rPr>
             </w:pPr>
+            <w:r>
+              <w:rPr>
+                <w:color w:val="000000"/>
+              </w:rPr>
+              <w:t>1.8</w:t>
+            </w:r>
           </w:p>
         </w:tc>
         <w:tc>
@@ -1353,6 +1366,25 @@
                 <w:color w:val="000000"/>
               </w:rPr>
             </w:pPr>
+            <w:r>
+              <w:rPr>
+                <w:color w:val="000000"/>
+              </w:rPr>
+              <w:t>April 8</w:t>
+            </w:r>
+            <w:r>
+              <w:rPr>
+                <w:color w:val="000000"/>
+                <w:vertAlign w:val="superscript"/>
+              </w:rPr>
+              <w:t>th</w:t>
+            </w:r>
+            <w:r>
+              <w:rPr>
+                <w:color w:val="000000"/>
+              </w:rPr>
+              <w:t xml:space="preserve"> Meeting</w:t>
+            </w:r>
           </w:p>
         </w:tc>
         <w:tc>
@@ -1374,6 +1406,12 @@
                 <w:color w:val="000000"/>
               </w:rPr>
             </w:pPr>
+            <w:r>
+              <w:rPr>
+                <w:color w:val="000000"/>
+              </w:rPr>
+              <w:t>Darien D. Chau</w:t>
+            </w:r>
           </w:p>
         </w:tc>
       </w:tr>
@@ -2995,15 +3033,7 @@
     </w:p>
     <w:p>
       <w:r>
-        <w:t>The team and I discussed our plans on general requirements based on the lecture slides. We came up with some general requirements</w:t>
-      </w:r>
-      <w:proofErr w:type="gramStart"/>
-      <w:r>
-        <w:t>, did</w:t>
-      </w:r>
-      <w:proofErr w:type="gramEnd"/>
-      <w:r>
-        <w:t xml:space="preserve"> a few dry runs on our finished presentation, with not too many expectations set for the next meeting at the Project Init Stage.</w:t>
+        <w:t>The team and I discussed our plans on general requirements based on the lecture slides. We came up with some general requirements, did a few dry runs on our finished presentation, with not too many expectations set for the next meeting at the Project Init Stage.</w:t>
       </w:r>
     </w:p>
     <w:p>
@@ -3136,15 +3166,7 @@
     </w:p>
     <w:p>
       <w:r>
-        <w:t xml:space="preserve">In this meeting, which was isolated to Victor and </w:t>
-      </w:r>
-      <w:proofErr w:type="gramStart"/>
-      <w:r>
-        <w:t>I</w:t>
-      </w:r>
-      <w:proofErr w:type="gramEnd"/>
-      <w:r>
-        <w:t xml:space="preserve">, we met about our </w:t>
+        <w:t xml:space="preserve">In this meeting, which was isolated to Victor and I, we met about our </w:t>
       </w:r>
       <w:r>
         <w:t>plans to divide the work. After the lecture meeting on the 19</w:t>
@@ -3704,12 +3726,10 @@
         <w:t xml:space="preserve">, ready to merge fully with my own. </w:t>
       </w:r>
       <w:proofErr w:type="spellStart"/>
-      <w:proofErr w:type="gramStart"/>
       <w:r>
         <w:t>Clarize</w:t>
       </w:r>
       <w:proofErr w:type="spellEnd"/>
-      <w:proofErr w:type="gramEnd"/>
       <w:r>
         <w:t xml:space="preserve"> on March 12</w:t>
       </w:r>
@@ -4106,18 +4126,13 @@
     </w:p>
     <w:p>
       <w:r>
-        <w:t xml:space="preserve">Victor: Will focus on doing some sequence diagrams that demonstrate the overall main and general use cases by the end user. In addition, will also update </w:t>
-      </w:r>
-      <w:proofErr w:type="gramStart"/>
-      <w:r>
-        <w:t xml:space="preserve">this </w:t>
+        <w:t xml:space="preserve">Victor: Will focus on doing some sequence diagrams that demonstrate the overall main and general use cases by the end user. In addition, will also update this </w:t>
       </w:r>
       <w:proofErr w:type="spellStart"/>
       <w:r>
         <w:t>weeks</w:t>
       </w:r>
       <w:proofErr w:type="spellEnd"/>
-      <w:proofErr w:type="gramEnd"/>
       <w:r>
         <w:t xml:space="preserve"> meeting minutes. </w:t>
       </w:r>
@@ -4206,15 +4221,7 @@
       </w:r>
       <w:proofErr w:type="spellEnd"/>
       <w:r>
-        <w:t xml:space="preserve"> introduced and walked through the general flows of the way users interact with the Communication Application System, generalizing a lot of the interactions. Victor mentioned that he was done with his Sequence Diagrams, but has not had the chance to upload </w:t>
-      </w:r>
-      <w:proofErr w:type="gramStart"/>
-      <w:r>
-        <w:t>it</w:t>
-      </w:r>
-      <w:proofErr w:type="gramEnd"/>
-      <w:r>
-        <w:t xml:space="preserve">, but will do so by tomorrow after 6 pm. </w:t>
+        <w:t xml:space="preserve"> introduced and walked through the general flows of the way users interact with the Communication Application System, generalizing a lot of the interactions. Victor mentioned that he was done with his Sequence Diagrams, but has not had the chance to upload it, but will do so by tomorrow after 6 pm. </w:t>
       </w:r>
     </w:p>
     <w:p>
@@ -4277,6 +4284,130 @@
         <w:t xml:space="preserve"> at 3 PM. That is expected for us to complete the above action items and finish out the slideshow presentation as well as practice for the upcoming presentation the following day. </w:t>
       </w:r>
     </w:p>
+    <w:p/>
+    <w:p>
+      <w:pPr>
+        <w:pStyle w:val="Heading1"/>
+        <w:jc w:val="center"/>
+      </w:pPr>
+      <w:r>
+        <w:t xml:space="preserve">April </w:t>
+      </w:r>
+      <w:r>
+        <w:t>8</w:t>
+      </w:r>
+      <w:r>
+        <w:rPr>
+          <w:vertAlign w:val="superscript"/>
+        </w:rPr>
+        <w:t>th</w:t>
+      </w:r>
+    </w:p>
+    <w:p>
+      <w:pPr>
+        <w:pStyle w:val="Subtitle"/>
+      </w:pPr>
+      <w:r>
+        <w:t>Attendance</w:t>
+      </w:r>
+    </w:p>
+    <w:p>
+      <w:r>
+        <w:t xml:space="preserve">Darien, Victor, </w:t>
+      </w:r>
+      <w:proofErr w:type="spellStart"/>
+      <w:r>
+        <w:t>Clarize</w:t>
+      </w:r>
+      <w:proofErr w:type="spellEnd"/>
+    </w:p>
+    <w:p>
+      <w:pPr>
+        <w:pStyle w:val="Subtitle"/>
+      </w:pPr>
+      <w:r>
+        <w:t>Abstract</w:t>
+      </w:r>
+    </w:p>
+    <w:p>
+      <w:r>
+        <w:t xml:space="preserve">The team reviewed the Software Documents, specifically the SRS in regard to any requirements that we believed were not feasible in a &lt;3 week time frame. We removed requirements related to Help Pages or 3+ person group chats. Then we worked on the slides for the presentation tomorrow, specifically drafting what we wanted to address primarily, as well as practicing dry runs together as a team. The team </w:t>
+      </w:r>
+      <w:r>
+        <w:t xml:space="preserve">lastly </w:t>
+      </w:r>
+      <w:r>
+        <w:t xml:space="preserve">left off on addressing action items, which can be previewed below. </w:t>
+      </w:r>
+    </w:p>
+    <w:p>
+      <w:pPr>
+        <w:pStyle w:val="Subtitle"/>
+      </w:pPr>
+      <w:r>
+        <w:t>Action Items</w:t>
+      </w:r>
+    </w:p>
+    <w:p>
+      <w:r>
+        <w:t xml:space="preserve">Darien: </w:t>
+      </w:r>
+      <w:proofErr w:type="spellStart"/>
+      <w:r>
+        <w:t>MeetingMinutes</w:t>
+      </w:r>
+      <w:proofErr w:type="spellEnd"/>
+      <w:r>
+        <w:t>,</w:t>
+      </w:r>
+      <w:r>
+        <w:t xml:space="preserve"> </w:t>
+      </w:r>
+      <w:r>
+        <w:t>Gantt Chart</w:t>
+      </w:r>
+      <w:r>
+        <w:t>, and the final submission for Phase 2.</w:t>
+      </w:r>
+    </w:p>
+    <w:p>
+      <w:proofErr w:type="spellStart"/>
+      <w:r>
+        <w:t>Clarize</w:t>
+      </w:r>
+      <w:proofErr w:type="spellEnd"/>
+      <w:r>
+        <w:t xml:space="preserve">: </w:t>
+      </w:r>
+      <w:r>
+        <w:t>SDS; get the images + brief description of relationship</w:t>
+      </w:r>
+      <w:r>
+        <w:t xml:space="preserve"> (edit the one current on the repo), and then overwrite the old SDS on the current repo.</w:t>
+      </w:r>
+    </w:p>
+    <w:p>
+      <w:r>
+        <w:t xml:space="preserve">Victor: </w:t>
+      </w:r>
+      <w:r>
+        <w:t>SRS; clean up requirements that were relevant to any removed + copy and pasting new diagrams over from the SDS.</w:t>
+      </w:r>
+    </w:p>
+    <w:p>
+      <w:pPr>
+        <w:pStyle w:val="Subtitle"/>
+      </w:pPr>
+      <w:r>
+        <w:t>By Next Meeting</w:t>
+      </w:r>
+    </w:p>
+    <w:p>
+      <w:r>
+        <w:t xml:space="preserve">All team members have started implementation of the Communications Application to the first few commits. At minimum, class skeletons with getters and setters if applicable. </w:t>
+      </w:r>
+    </w:p>
+    <w:p/>
     <w:sectPr>
       <w:pgSz w:w="12240" w:h="15840"/>
       <w:pgMar w:top="1440" w:right="1440" w:bottom="1440" w:left="1440" w:header="720" w:footer="720" w:gutter="0"/>
@@ -5631,6 +5762,7 @@
   <w:style w:type="character" w:default="1" w:styleId="DefaultParagraphFont">
     <w:name w:val="Default Paragraph Font"/>
     <w:uiPriority w:val="1"/>
+    <w:semiHidden/>
     <w:unhideWhenUsed/>
   </w:style>
   <w:style w:type="table" w:default="1" w:styleId="TableNormal">
